--- a/PropositionalLogicCompilerReport_st125973.docx
+++ b/PropositionalLogicCompilerReport_st125973.docx
@@ -62,23 +62,97 @@
     <w:p/>
     <w:p>
       <w:r>
-        <w:t xml:space="preserve">Propositional logic enables us to evaluate truth logics. It a branch of logic defining the either a proposition is “true” or “false”. </w:t>
-      </w:r>
-    </w:p>
-    <w:p>
-      <w:r>
-        <w:t xml:space="preserve">The interpretation for these logics can be demonstrated in differently according to context. In terms of bits, the true and false could be shown as 1 and 0 respectively. While considering propositional logic in terms of knowledge reasoning we might define them as True or False. </w:t>
-      </w:r>
-    </w:p>
-    <w:p>
-      <w:pPr>
+        <w:t xml:space="preserve">Propositional logic enables us to </w:t>
+      </w:r>
+      <w:r>
+        <w:rPr>
+          <w:b/>
+          <w:bCs/>
+        </w:rPr>
+        <w:t>evaluate truth logics</w:t>
+      </w:r>
+      <w:r>
+        <w:t>. It a branch of logic defining the either a proposition is “</w:t>
+      </w:r>
+      <w:r>
         <w:rPr>
           <w:i/>
           <w:iCs/>
         </w:rPr>
-      </w:pPr>
-      <w:r>
-        <w:t>We have established the values which are being dealt with in the propositional logic. The operators which function onto these are AND, OR &amp; NOT. These implications of these operators will be evaluated in the upcoming report of the evaluation program created below.</w:t>
+        <w:t>true</w:t>
+      </w:r>
+      <w:r>
+        <w:t>” or “</w:t>
+      </w:r>
+      <w:r>
+        <w:rPr>
+          <w:i/>
+          <w:iCs/>
+        </w:rPr>
+        <w:t>false</w:t>
+      </w:r>
+      <w:r>
+        <w:t xml:space="preserve">”. </w:t>
+      </w:r>
+    </w:p>
+    <w:p>
+      <w:r>
+        <w:t xml:space="preserve">The interpretation for these logics can be demonstrated in differently according to context. In terms of bits, the true and false could be shown as </w:t>
+      </w:r>
+      <w:r>
+        <w:rPr>
+          <w:i/>
+          <w:iCs/>
+        </w:rPr>
+        <w:t>1 and 0</w:t>
+      </w:r>
+      <w:r>
+        <w:t xml:space="preserve"> respectively. While considering propositional logic in terms of knowledge reasoning we might define them as </w:t>
+      </w:r>
+      <w:r>
+        <w:rPr>
+          <w:i/>
+          <w:iCs/>
+        </w:rPr>
+        <w:t>True or False</w:t>
+      </w:r>
+      <w:r>
+        <w:t xml:space="preserve">. </w:t>
+      </w:r>
+    </w:p>
+    <w:p>
+      <w:pPr>
+        <w:rPr>
+          <w:i/>
+          <w:iCs/>
+        </w:rPr>
+      </w:pPr>
+      <w:r>
+        <w:t xml:space="preserve">We have established the values which are being dealt with in the propositional logic. The operators which function onto these are </w:t>
+      </w:r>
+      <w:r>
+        <w:rPr>
+          <w:i/>
+          <w:iCs/>
+        </w:rPr>
+        <w:t xml:space="preserve">AND, </w:t>
+      </w:r>
+      <w:r>
+        <w:rPr>
+          <w:i/>
+          <w:iCs/>
+        </w:rPr>
+        <w:t xml:space="preserve">IMPLIES, </w:t>
+      </w:r>
+      <w:r>
+        <w:rPr>
+          <w:i/>
+          <w:iCs/>
+        </w:rPr>
+        <w:t>OR &amp; NOT</w:t>
+      </w:r>
+      <w:r>
+        <w:t>. These implications of these operators will be evaluated in the upcoming report of the evaluation program created below.</w:t>
       </w:r>
     </w:p>
     <w:p/>
@@ -88,6 +162,7 @@
         <w:t>Formal Definition of Propositional Logic</w:t>
       </w:r>
     </w:p>
+    <w:p/>
     <w:p>
       <w:r>
         <w:t>P</w:t>
@@ -114,15 +189,7 @@
         <w:t xml:space="preserve"> </w:t>
       </w:r>
       <w:r>
-        <w:t xml:space="preserve">denoting the </w:t>
-      </w:r>
-      <w:proofErr w:type="gramStart"/>
-      <w:r>
-        <w:t>operators ”and</w:t>
-      </w:r>
-      <w:proofErr w:type="gramEnd"/>
-      <w:r>
-        <w:t>, or” where</w:t>
+        <w:t>denoting the operators ”and, or” where</w:t>
       </w:r>
     </w:p>
     <w:p>
@@ -192,6 +259,1223 @@
       </w:r>
       <w:r>
         <w:t>are propositional logic expressions</w:t>
+      </w:r>
+    </w:p>
+    <w:p/>
+    <w:p/>
+    <w:p>
+      <w:r>
+        <w:t>Grammar &amp; Intuition</w:t>
+      </w:r>
+    </w:p>
+    <w:p/>
+    <w:p>
+      <w:r>
+        <w:t xml:space="preserve">The grammar and intuition being </w:t>
+      </w:r>
+      <w:r>
+        <w:t>conducted in the project is as follows:</w:t>
+      </w:r>
+    </w:p>
+    <w:p/>
+    <w:p>
+      <w:pPr>
+        <w:rPr>
+          <w:rFonts w:ascii="Cambria Math" w:hAnsi="Cambria Math"/>
+          <w:oMath/>
+        </w:rPr>
+      </w:pPr>
+      <m:oMathPara>
+        <m:oMath>
+          <m:r>
+            <m:rPr>
+              <m:sty m:val="bi"/>
+            </m:rPr>
+            <w:rPr>
+              <w:rFonts w:ascii="Cambria Math" w:hAnsi="Cambria Math"/>
+            </w:rPr>
+            <m:t xml:space="preserve">     E → E → E</m:t>
+          </m:r>
+        </m:oMath>
+      </m:oMathPara>
+    </w:p>
+    <w:p>
+      <w:pPr>
+        <w:rPr>
+          <w:rFonts w:ascii="Cambria Math" w:hAnsi="Cambria Math"/>
+          <w:oMath/>
+        </w:rPr>
+      </w:pPr>
+      <m:oMathPara>
+        <m:oMath>
+          <m:r>
+            <m:rPr>
+              <m:sty m:val="bi"/>
+            </m:rPr>
+            <w:rPr>
+              <w:rFonts w:ascii="Cambria Math" w:hAnsi="Cambria Math"/>
+            </w:rPr>
+            <m:t xml:space="preserve">     E → E </m:t>
+          </m:r>
+          <m:r>
+            <m:rPr>
+              <m:sty m:val="bi"/>
+            </m:rPr>
+            <w:rPr>
+              <w:rFonts w:ascii="Cambria Math" w:hAnsi="Cambria Math" w:cs="Cambria Math"/>
+            </w:rPr>
+            <m:t>∨</m:t>
+          </m:r>
+          <m:r>
+            <m:rPr>
+              <m:sty m:val="bi"/>
+            </m:rPr>
+            <w:rPr>
+              <w:rFonts w:ascii="Cambria Math" w:hAnsi="Cambria Math"/>
+            </w:rPr>
+            <m:t xml:space="preserve"> E</m:t>
+          </m:r>
+        </m:oMath>
+      </m:oMathPara>
+    </w:p>
+    <w:p>
+      <w:pPr>
+        <w:rPr>
+          <w:rFonts w:ascii="Cambria Math" w:hAnsi="Cambria Math"/>
+          <w:oMath/>
+        </w:rPr>
+      </w:pPr>
+      <m:oMathPara>
+        <m:oMath>
+          <m:r>
+            <m:rPr>
+              <m:sty m:val="bi"/>
+            </m:rPr>
+            <w:rPr>
+              <w:rFonts w:ascii="Cambria Math" w:hAnsi="Cambria Math"/>
+            </w:rPr>
+            <m:t xml:space="preserve">     E → E </m:t>
+          </m:r>
+          <m:r>
+            <m:rPr>
+              <m:sty m:val="bi"/>
+            </m:rPr>
+            <w:rPr>
+              <w:rFonts w:ascii="Cambria Math" w:hAnsi="Cambria Math" w:cs="Cambria Math"/>
+            </w:rPr>
+            <m:t>∧</m:t>
+          </m:r>
+          <m:r>
+            <m:rPr>
+              <m:sty m:val="bi"/>
+            </m:rPr>
+            <w:rPr>
+              <w:rFonts w:ascii="Cambria Math" w:hAnsi="Cambria Math"/>
+            </w:rPr>
+            <m:t xml:space="preserve"> E</m:t>
+          </m:r>
+        </m:oMath>
+      </m:oMathPara>
+    </w:p>
+    <w:p>
+      <w:pPr>
+        <w:rPr>
+          <w:rFonts w:ascii="Cambria Math" w:hAnsi="Cambria Math"/>
+          <w:oMath/>
+        </w:rPr>
+      </w:pPr>
+      <m:oMathPara>
+        <m:oMath>
+          <m:r>
+            <m:rPr>
+              <m:sty m:val="bi"/>
+            </m:rPr>
+            <w:rPr>
+              <w:rFonts w:ascii="Cambria Math" w:hAnsi="Cambria Math"/>
+            </w:rPr>
+            <w:lastRenderedPageBreak/>
+            <m:t>     E → ¬ E</m:t>
+          </m:r>
+        </m:oMath>
+      </m:oMathPara>
+    </w:p>
+    <w:p>
+      <w:pPr>
+        <w:rPr>
+          <w:rFonts w:ascii="Cambria Math" w:hAnsi="Cambria Math"/>
+          <w:oMath/>
+        </w:rPr>
+      </w:pPr>
+      <m:oMathPara>
+        <m:oMath>
+          <m:r>
+            <m:rPr>
+              <m:sty m:val="bi"/>
+            </m:rPr>
+            <w:rPr>
+              <w:rFonts w:ascii="Cambria Math" w:hAnsi="Cambria Math"/>
+            </w:rPr>
+            <m:t>     E → ( E )</m:t>
+          </m:r>
+        </m:oMath>
+      </m:oMathPara>
+    </w:p>
+    <w:p>
+      <w:pPr>
+        <w:rPr>
+          <w:rFonts w:ascii="Cambria Math" w:hAnsi="Cambria Math"/>
+          <w:oMath/>
+        </w:rPr>
+      </w:pPr>
+      <m:oMathPara>
+        <m:oMath>
+          <m:r>
+            <m:rPr>
+              <m:sty m:val="bi"/>
+            </m:rPr>
+            <w:rPr>
+              <w:rFonts w:ascii="Cambria Math" w:hAnsi="Cambria Math"/>
+            </w:rPr>
+            <m:t>     E → t</m:t>
+          </m:r>
+        </m:oMath>
+      </m:oMathPara>
+    </w:p>
+    <w:p>
+      <w:pPr>
+        <w:rPr>
+          <w:rFonts w:ascii="Cambria Math" w:hAnsi="Cambria Math"/>
+          <w:oMath/>
+        </w:rPr>
+      </w:pPr>
+      <m:oMathPara>
+        <m:oMath>
+          <m:r>
+            <m:rPr>
+              <m:sty m:val="bi"/>
+            </m:rPr>
+            <w:rPr>
+              <w:rFonts w:ascii="Cambria Math" w:hAnsi="Cambria Math"/>
+            </w:rPr>
+            <m:t>     E → f</m:t>
+          </m:r>
+        </m:oMath>
+      </m:oMathPara>
+    </w:p>
+    <w:p>
+      <w:r>
+        <w:t>The grammar mentioned above helps us evaluate propositional logic and contains its corresponding operations: AND, OR and IMPLIES.</w:t>
+      </w:r>
+    </w:p>
+    <w:p>
+      <w:pPr>
+        <w:rPr>
+          <w:rFonts w:ascii="Cambria Math" w:hAnsi="Cambria Math"/>
+          <w:oMath/>
+        </w:rPr>
+      </w:pPr>
+      <w:r>
+        <w:t xml:space="preserve">The grammar in paper is </w:t>
+      </w:r>
+      <w:r>
+        <w:rPr>
+          <w:b/>
+          <w:bCs/>
+        </w:rPr>
+        <w:t>left-recursive</w:t>
+      </w:r>
+      <w:r>
+        <w:t xml:space="preserve"> </w:t>
+      </w:r>
+      <w:r>
+        <w:t xml:space="preserve">i.e. rules like </w:t>
+      </w:r>
+      <m:oMath>
+        <m:r>
+          <m:rPr>
+            <m:sty m:val="bi"/>
+          </m:rPr>
+          <w:rPr>
+            <w:rFonts w:ascii="Cambria Math" w:hAnsi="Cambria Math"/>
+          </w:rPr>
+          <m:t xml:space="preserve">E → E </m:t>
+        </m:r>
+        <m:r>
+          <m:rPr>
+            <m:sty m:val="bi"/>
+          </m:rPr>
+          <w:rPr>
+            <w:rFonts w:ascii="Cambria Math" w:hAnsi="Cambria Math" w:cs="Cambria Math"/>
+          </w:rPr>
+          <m:t>∨</m:t>
+        </m:r>
+        <m:r>
+          <m:rPr>
+            <m:sty m:val="bi"/>
+          </m:rPr>
+          <w:rPr>
+            <w:rFonts w:ascii="Cambria Math" w:hAnsi="Cambria Math"/>
+          </w:rPr>
+          <m:t xml:space="preserve"> E</m:t>
+        </m:r>
+      </m:oMath>
+      <w:r>
+        <w:rPr>
+          <w:rFonts w:eastAsiaTheme="minorEastAsia"/>
+          <w:b/>
+          <w:bCs/>
+        </w:rPr>
+        <w:t xml:space="preserve"> </w:t>
+      </w:r>
+      <w:r>
+        <w:rPr>
+          <w:rFonts w:eastAsiaTheme="minorEastAsia"/>
+        </w:rPr>
+        <w:t>starts with the same symbol it is trying to define</w:t>
+      </w:r>
+      <w:r>
+        <w:rPr>
+          <w:rFonts w:eastAsiaTheme="minorEastAsia"/>
+        </w:rPr>
+        <w:t xml:space="preserve"> </w:t>
+      </w:r>
+      <w:r>
+        <w:t xml:space="preserve">and the grammar is also </w:t>
+      </w:r>
+      <w:r>
+        <w:rPr>
+          <w:b/>
+          <w:bCs/>
+        </w:rPr>
+        <w:t>ambiguous</w:t>
+      </w:r>
+      <w:r>
+        <w:t>.</w:t>
+      </w:r>
+    </w:p>
+    <w:p>
+      <w:r>
+        <w:t xml:space="preserve"> This makes it difficult for top-down parsing, however the engine of SLY performs </w:t>
+      </w:r>
+      <w:r>
+        <w:rPr>
+          <w:b/>
+          <w:bCs/>
+        </w:rPr>
+        <w:t>L</w:t>
+      </w:r>
+      <w:r>
+        <w:rPr>
+          <w:b/>
+          <w:bCs/>
+        </w:rPr>
+        <w:t>AL</w:t>
+      </w:r>
+      <w:r>
+        <w:rPr>
+          <w:b/>
+          <w:bCs/>
+        </w:rPr>
+        <w:t>R(1) parsing</w:t>
+      </w:r>
+      <w:r>
+        <w:t>.</w:t>
+      </w:r>
+    </w:p>
+    <w:p/>
+    <w:p/>
+    <w:p>
+      <w:r>
+        <w:t>LALR(1)</w:t>
+      </w:r>
+      <w:r>
+        <w:t xml:space="preserve"> Look-Ahead Left-to-Right</w:t>
+      </w:r>
+      <w:r>
+        <w:t xml:space="preserve"> Parsing</w:t>
+      </w:r>
+    </w:p>
+    <w:p>
+      <w:r>
+        <w:t xml:space="preserve">The basic model system is of a shift-reduce parser where the </w:t>
+      </w:r>
+      <w:r>
+        <w:rPr>
+          <w:b/>
+          <w:bCs/>
+        </w:rPr>
+        <w:t>input string</w:t>
+      </w:r>
+      <w:r>
+        <w:t xml:space="preserve"> is </w:t>
+      </w:r>
+      <w:r>
+        <w:rPr>
+          <w:b/>
+          <w:bCs/>
+        </w:rPr>
+        <w:t>shifted</w:t>
+      </w:r>
+      <w:r>
+        <w:t xml:space="preserve"> onto a </w:t>
+      </w:r>
+      <w:r>
+        <w:rPr>
+          <w:b/>
+          <w:bCs/>
+        </w:rPr>
+        <w:t>stack</w:t>
+      </w:r>
+      <w:r>
+        <w:t xml:space="preserve"> and is reduced to its previous non-terminal. </w:t>
+      </w:r>
+      <w:r>
+        <w:t xml:space="preserve">This parsing technique performs a </w:t>
+      </w:r>
+      <w:r>
+        <w:rPr>
+          <w:b/>
+          <w:bCs/>
+        </w:rPr>
+        <w:t>bottom-up approach</w:t>
+      </w:r>
+      <w:r>
+        <w:t xml:space="preserve"> which means despite the grammar being left-recursive, the grammar when being parsed </w:t>
+      </w:r>
+      <w:r>
+        <w:rPr>
+          <w:b/>
+          <w:bCs/>
+        </w:rPr>
+        <w:t>does</w:t>
+      </w:r>
+      <w:r>
+        <w:t xml:space="preserve"> </w:t>
+      </w:r>
+      <w:r>
+        <w:rPr>
+          <w:b/>
+          <w:bCs/>
+        </w:rPr>
+        <w:t>not loop</w:t>
+      </w:r>
+      <w:r>
+        <w:t xml:space="preserve"> because </w:t>
+      </w:r>
+      <w:r>
+        <w:t>the evaluation starts from the input symbol</w:t>
+      </w:r>
+      <w:r>
+        <w:t>.</w:t>
+      </w:r>
+      <w:r>
+        <w:t xml:space="preserve"> The input characters are shifted onto the stack until a certain rule is satisfied and then is </w:t>
+      </w:r>
+      <w:r>
+        <w:rPr>
+          <w:b/>
+          <w:bCs/>
+        </w:rPr>
+        <w:t>reduced</w:t>
+      </w:r>
+      <w:r>
+        <w:t xml:space="preserve"> onto the next symbol. The process is repeated until the start symbol of the grammar is acquired and the stack &amp; input is exhausted.</w:t>
+      </w:r>
+    </w:p>
+    <w:p>
+      <w:r>
+        <w:t>The “</w:t>
+      </w:r>
+      <w:r>
+        <w:rPr>
+          <w:b/>
+          <w:bCs/>
+          <w:i/>
+          <w:iCs/>
+        </w:rPr>
+        <w:t>Look-Ahead</w:t>
+      </w:r>
+      <w:r>
+        <w:t xml:space="preserve">” </w:t>
+      </w:r>
+      <w:r>
+        <w:t xml:space="preserve">parsers check for the </w:t>
+      </w:r>
+      <w:r>
+        <w:rPr>
+          <w:b/>
+          <w:bCs/>
+        </w:rPr>
+        <w:t>next symbol</w:t>
+      </w:r>
+      <w:r>
+        <w:t xml:space="preserve"> </w:t>
+      </w:r>
+      <w:r>
+        <w:t>beforehand</w:t>
+      </w:r>
+      <w:r>
+        <w:t xml:space="preserve"> </w:t>
+      </w:r>
+      <w:r>
+        <w:t xml:space="preserve">to consider the next step. According to the next symbol in the input string, the next operation (shift or reduce) takes place. </w:t>
+      </w:r>
+      <w:r>
+        <w:t xml:space="preserve">By making decisions based on not only the input shifted onto the stack but also the </w:t>
+      </w:r>
+      <w:r>
+        <w:rPr>
+          <w:b/>
+          <w:bCs/>
+        </w:rPr>
+        <w:t>next upcoming inputs</w:t>
+      </w:r>
+      <w:r>
+        <w:t xml:space="preserve">, we are able to </w:t>
+      </w:r>
+      <w:r>
+        <w:rPr>
+          <w:b/>
+          <w:bCs/>
+        </w:rPr>
+        <w:t>resolve conflicts</w:t>
+      </w:r>
+      <w:r>
+        <w:t xml:space="preserve"> by clearly stating the specific instructions to the parser.</w:t>
+      </w:r>
+    </w:p>
+    <w:p/>
+    <w:p>
+      <w:r>
+        <w:t>Precedence &amp; Associativity</w:t>
+      </w:r>
+    </w:p>
+    <w:p>
+      <w:r>
+        <w:t xml:space="preserve">Precedence and Associativity define the </w:t>
+      </w:r>
+      <w:r>
+        <w:rPr>
+          <w:b/>
+          <w:bCs/>
+        </w:rPr>
+        <w:t>order of evaluation</w:t>
+      </w:r>
+      <w:r>
+        <w:t xml:space="preserve"> and </w:t>
+      </w:r>
+      <w:r>
+        <w:rPr>
+          <w:b/>
+          <w:bCs/>
+        </w:rPr>
+        <w:t>removes ambiguity</w:t>
+      </w:r>
+      <w:r>
+        <w:t xml:space="preserve"> in grammar.</w:t>
+      </w:r>
+      <w:r>
+        <w:t xml:space="preserve"> They act like rulebooks to decide whether to shift or reduce portions of the input considering the priority of the characters and rules.</w:t>
+      </w:r>
+    </w:p>
+    <w:p>
+      <w:r>
+        <w:lastRenderedPageBreak/>
+        <w:t>In pure Context Free Grammar, precedence &amp; associativity is typically handled by structuring the grammar rules</w:t>
+      </w:r>
+      <w:r>
+        <w:t xml:space="preserve"> through nesting or rewriting rules</w:t>
+      </w:r>
+      <w:r>
+        <w:t>.</w:t>
+      </w:r>
+      <w:r>
+        <w:t xml:space="preserve"> </w:t>
+      </w:r>
+      <w:r>
+        <w:rPr>
+          <w:i/>
+          <w:iCs/>
+        </w:rPr>
+        <w:t>SLY (YACC)</w:t>
+      </w:r>
+      <w:r>
+        <w:t xml:space="preserve"> library uses </w:t>
+      </w:r>
+      <w:r>
+        <w:rPr>
+          <w:b/>
+          <w:bCs/>
+        </w:rPr>
+        <w:t>explicit precedence declaration</w:t>
+      </w:r>
+      <w:r>
+        <w:t xml:space="preserve"> in configuration with the grammar rules to resolve shift/reduce conflicts and determine the correct parsing order.</w:t>
+      </w:r>
+    </w:p>
+    <w:p>
+      <w:r>
+        <w:t>Consider an example of the following input:</w:t>
+      </w:r>
+    </w:p>
+    <w:p>
+      <w:pPr>
+        <w:rPr>
+          <w:rFonts w:eastAsiaTheme="minorEastAsia"/>
+        </w:rPr>
+      </w:pPr>
+      <m:oMathPara>
+        <m:oMath>
+          <m:r>
+            <w:rPr>
+              <w:rFonts w:ascii="Cambria Math" w:hAnsi="Cambria Math"/>
+            </w:rPr>
+            <m:t>¬t</m:t>
+          </m:r>
+          <m:r>
+            <w:rPr>
+              <w:rFonts w:ascii="Cambria Math" w:hAnsi="Cambria Math" w:cs="Cambria Math"/>
+            </w:rPr>
+            <m:t>∧</m:t>
+          </m:r>
+          <m:r>
+            <w:rPr>
+              <w:rFonts w:ascii="Cambria Math" w:hAnsi="Cambria Math"/>
+            </w:rPr>
+            <m:t>f</m:t>
+          </m:r>
+        </m:oMath>
+      </m:oMathPara>
+    </w:p>
+    <w:p>
+      <w:pPr>
+        <w:rPr>
+          <w:rFonts w:eastAsiaTheme="minorEastAsia"/>
+          <w:i/>
+          <w:iCs/>
+          <w:sz w:val="20"/>
+          <w:szCs w:val="20"/>
+        </w:rPr>
+      </w:pPr>
+      <w:r>
+        <w:rPr>
+          <w:rFonts w:eastAsiaTheme="minorEastAsia"/>
+          <w:i/>
+          <w:iCs/>
+          <w:sz w:val="20"/>
+          <w:szCs w:val="20"/>
+        </w:rPr>
+        <w:t xml:space="preserve">Where </w:t>
+      </w:r>
+      <w:r>
+        <w:rPr>
+          <w:rFonts w:eastAsiaTheme="minorEastAsia"/>
+          <w:i/>
+          <w:iCs/>
+          <w:sz w:val="20"/>
+          <w:szCs w:val="20"/>
+        </w:rPr>
+        <w:t>t</w:t>
+      </w:r>
+      <w:r>
+        <w:rPr>
+          <w:rFonts w:eastAsiaTheme="minorEastAsia"/>
+          <w:i/>
+          <w:iCs/>
+          <w:sz w:val="20"/>
+          <w:szCs w:val="20"/>
+        </w:rPr>
+        <w:t xml:space="preserve">: </w:t>
+      </w:r>
+      <w:r>
+        <w:rPr>
+          <w:rFonts w:eastAsiaTheme="minorEastAsia"/>
+          <w:i/>
+          <w:iCs/>
+          <w:sz w:val="20"/>
+          <w:szCs w:val="20"/>
+        </w:rPr>
+        <w:t>True and f: False</w:t>
+      </w:r>
+    </w:p>
+    <w:p>
+      <w:r>
+        <w:t xml:space="preserve">When the precedence is not defined, the evaluation of the string will result in </w:t>
+      </w:r>
+      <w:r>
+        <w:t>True</w:t>
+      </w:r>
+      <w:r>
+        <w:t xml:space="preserve">, as the parser will try to evaluate the first rule detected </w:t>
+      </w:r>
+      <w:r>
+        <w:t>(</w:t>
+      </w:r>
+      <m:oMath>
+        <m:r>
+          <w:rPr>
+            <w:rFonts w:ascii="Cambria Math" w:hAnsi="Cambria Math"/>
+          </w:rPr>
+          <m:t>¬</m:t>
+        </m:r>
+      </m:oMath>
+      <w:r>
+        <w:t>)</w:t>
+      </w:r>
+      <w:r>
+        <w:t xml:space="preserve"> and will consider the rest of the string as a single block</w:t>
+      </w:r>
+      <w:r>
+        <w:t>:</w:t>
+      </w:r>
+    </w:p>
+    <w:p>
+      <w:pPr>
+        <w:rPr>
+          <w:rFonts w:ascii="Cambria Math" w:eastAsiaTheme="minorEastAsia" w:hAnsi="Cambria Math"/>
+          <w:i/>
+        </w:rPr>
+      </w:pPr>
+      <w:r>
+        <w:t xml:space="preserve"> </w:t>
+      </w:r>
+      <w:r>
+        <w:rPr>
+          <w:rFonts w:ascii="Cambria Math" w:hAnsi="Cambria Math"/>
+          <w:i/>
+        </w:rPr>
+        <w:br/>
+      </w:r>
+      <m:oMathPara>
+        <m:oMath>
+          <m:r>
+            <w:rPr>
+              <w:rFonts w:ascii="Cambria Math" w:hAnsi="Cambria Math"/>
+            </w:rPr>
+            <m:t>¬(t</m:t>
+          </m:r>
+          <m:r>
+            <w:rPr>
+              <w:rFonts w:ascii="Cambria Math" w:hAnsi="Cambria Math" w:cs="Cambria Math"/>
+            </w:rPr>
+            <m:t>∧</m:t>
+          </m:r>
+          <m:r>
+            <w:rPr>
+              <w:rFonts w:ascii="Cambria Math" w:hAnsi="Cambria Math"/>
+            </w:rPr>
+            <m:t>f)</m:t>
+          </m:r>
+        </m:oMath>
+      </m:oMathPara>
+    </w:p>
+    <w:p>
+      <w:pPr>
+        <w:rPr>
+          <w:rFonts w:eastAsiaTheme="minorEastAsia"/>
+          <w:iCs/>
+        </w:rPr>
+      </w:pPr>
+      <w:r>
+        <w:rPr>
+          <w:rFonts w:eastAsiaTheme="minorEastAsia"/>
+          <w:iCs/>
+        </w:rPr>
+        <w:t xml:space="preserve">However, after defining the precedence by the priority set i.e. according to the </w:t>
+      </w:r>
+      <w:r>
+        <w:rPr>
+          <w:rFonts w:eastAsiaTheme="minorEastAsia"/>
+          <w:b/>
+          <w:bCs/>
+          <w:iCs/>
+        </w:rPr>
+        <w:t>order of definition</w:t>
+      </w:r>
+      <w:r>
+        <w:rPr>
+          <w:rFonts w:eastAsiaTheme="minorEastAsia"/>
+          <w:iCs/>
+        </w:rPr>
+        <w:t xml:space="preserve"> as shown below.</w:t>
+      </w:r>
+    </w:p>
+    <w:p>
+      <w:pPr>
+        <w:jc w:val="center"/>
+        <w:rPr>
+          <w:rFonts w:eastAsiaTheme="minorEastAsia"/>
+          <w:iCs/>
+        </w:rPr>
+      </w:pPr>
+      <w:r>
+        <w:rPr>
+          <w:rFonts w:eastAsiaTheme="minorEastAsia"/>
+          <w:iCs/>
+          <w:noProof/>
+        </w:rPr>
+        <w:drawing>
+          <wp:inline distT="0" distB="0" distL="0" distR="0" wp14:anchorId="7D07EEDF" wp14:editId="3463D407">
+            <wp:extent cx="2347163" cy="1257409"/>
+            <wp:effectExtent l="0" t="0" r="0" b="0"/>
+            <wp:docPr id="1374365326" name="Picture 1"/>
+            <wp:cNvGraphicFramePr>
+              <a:graphicFrameLocks xmlns:a="http://schemas.openxmlformats.org/drawingml/2006/main" noChangeAspect="1"/>
+            </wp:cNvGraphicFramePr>
+            <a:graphic xmlns:a="http://schemas.openxmlformats.org/drawingml/2006/main">
+              <a:graphicData uri="http://schemas.openxmlformats.org/drawingml/2006/picture">
+                <pic:pic xmlns:pic="http://schemas.openxmlformats.org/drawingml/2006/picture">
+                  <pic:nvPicPr>
+                    <pic:cNvPr id="1374365326" name=""/>
+                    <pic:cNvPicPr/>
+                  </pic:nvPicPr>
+                  <pic:blipFill>
+                    <a:blip r:embed="rId5"/>
+                    <a:stretch>
+                      <a:fillRect/>
+                    </a:stretch>
+                  </pic:blipFill>
+                  <pic:spPr>
+                    <a:xfrm>
+                      <a:off x="0" y="0"/>
+                      <a:ext cx="2347163" cy="1257409"/>
+                    </a:xfrm>
+                    <a:prstGeom prst="rect">
+                      <a:avLst/>
+                    </a:prstGeom>
+                  </pic:spPr>
+                </pic:pic>
+              </a:graphicData>
+            </a:graphic>
+          </wp:inline>
+        </w:drawing>
+      </w:r>
+    </w:p>
+    <w:p>
+      <w:pPr>
+        <w:rPr>
+          <w:rFonts w:ascii="Cambria Math" w:eastAsiaTheme="minorEastAsia" w:hAnsi="Cambria Math"/>
+          <w:i/>
+        </w:rPr>
+      </w:pPr>
+      <w:r>
+        <w:rPr>
+          <w:rFonts w:eastAsiaTheme="minorEastAsia"/>
+          <w:iCs/>
+        </w:rPr>
+        <w:t xml:space="preserve">As we can see that the NOT operator is defined as the highest </w:t>
+      </w:r>
+      <w:r>
+        <w:rPr>
+          <w:rFonts w:eastAsiaTheme="minorEastAsia"/>
+          <w:iCs/>
+        </w:rPr>
+        <w:t>priority followed by the AND;</w:t>
+      </w:r>
+      <w:r>
+        <w:rPr>
+          <w:rFonts w:eastAsiaTheme="minorEastAsia"/>
+          <w:iCs/>
+        </w:rPr>
+        <w:t xml:space="preserve"> </w:t>
+      </w:r>
+      <w:r>
+        <w:rPr>
+          <w:rFonts w:eastAsiaTheme="minorEastAsia"/>
+          <w:iCs/>
+        </w:rPr>
+        <w:t>then the OR operation</w:t>
+      </w:r>
+      <w:r>
+        <w:rPr>
+          <w:rFonts w:eastAsiaTheme="minorEastAsia"/>
+          <w:iCs/>
+        </w:rPr>
+        <w:t xml:space="preserve"> and we can see the associativity side also defined subsequent to the operators.</w:t>
+      </w:r>
+      <w:r>
+        <w:rPr>
+          <w:rFonts w:eastAsiaTheme="minorEastAsia"/>
+          <w:iCs/>
+        </w:rPr>
+        <w:t xml:space="preserve"> When performing evaluation without the parenthesis on the same string, it will result in False.</w:t>
+      </w:r>
+      <w:r>
+        <w:rPr>
+          <w:rFonts w:ascii="Cambria Math" w:hAnsi="Cambria Math"/>
+          <w:i/>
+        </w:rPr>
+        <w:t xml:space="preserve"> </w:t>
+      </w:r>
+      <w:r>
+        <w:rPr>
+          <w:rFonts w:ascii="Cambria Math" w:hAnsi="Cambria Math"/>
+          <w:i/>
+        </w:rPr>
+        <w:br/>
+      </w:r>
+      <m:oMathPara>
+        <m:oMath>
+          <m:r>
+            <w:rPr>
+              <w:rFonts w:ascii="Cambria Math" w:hAnsi="Cambria Math"/>
+            </w:rPr>
+            <m:t>(¬t)</m:t>
+          </m:r>
+          <m:r>
+            <w:rPr>
+              <w:rFonts w:ascii="Cambria Math" w:hAnsi="Cambria Math" w:cs="Cambria Math"/>
+            </w:rPr>
+            <m:t>∧</m:t>
+          </m:r>
+          <m:r>
+            <w:rPr>
+              <w:rFonts w:ascii="Cambria Math" w:hAnsi="Cambria Math"/>
+            </w:rPr>
+            <m:t>f</m:t>
+          </m:r>
+        </m:oMath>
+      </m:oMathPara>
+    </w:p>
+    <w:p>
+      <w:pPr>
+        <w:rPr>
+          <w:rFonts w:eastAsiaTheme="minorEastAsia"/>
+          <w:iCs/>
+        </w:rPr>
+      </w:pPr>
+    </w:p>
+    <w:p>
+      <w:pPr>
+        <w:rPr>
+          <w:rFonts w:eastAsiaTheme="minorEastAsia"/>
+          <w:iCs/>
+        </w:rPr>
+      </w:pPr>
+    </w:p>
+    <w:p>
+      <w:r>
+        <w:t>Error Handling</w:t>
+      </w:r>
+    </w:p>
+    <w:p>
+      <w:r>
+        <w:t xml:space="preserve">The parser along with defining the rules and proper procedure also </w:t>
+      </w:r>
+      <w:r>
+        <w:rPr>
+          <w:b/>
+          <w:bCs/>
+        </w:rPr>
+        <w:t>detects syntactical errors</w:t>
+      </w:r>
+      <w:r>
+        <w:t>. For instance, in our case, if the input does not align with any rules defined by us in the grammar, the parser identifies this as a ‘</w:t>
+      </w:r>
+      <w:r>
+        <w:rPr>
+          <w:i/>
+          <w:iCs/>
+        </w:rPr>
+        <w:t>violation of language</w:t>
+      </w:r>
+      <w:r>
+        <w:t xml:space="preserve">’ which then triggers and returns syntax error. For instance, an example of a string which returns syntactical error for the grammar we are using: </w:t>
+      </w:r>
+      <m:oMath>
+        <m:r>
+          <w:rPr>
+            <w:rFonts w:ascii="Cambria Math" w:hAnsi="Cambria Math" w:cs="Cambria Math"/>
+          </w:rPr>
+          <m:t>∧∧</m:t>
+        </m:r>
+        <m:r>
+          <w:rPr>
+            <w:rFonts w:ascii="Cambria Math" w:hAnsi="Cambria Math"/>
+          </w:rPr>
+          <m:t>T</m:t>
+        </m:r>
+      </m:oMath>
+    </w:p>
+    <w:p>
+      <w:pPr>
+        <w:jc w:val="center"/>
+      </w:pPr>
+      <w:r>
+        <w:rPr>
+          <w:noProof/>
+        </w:rPr>
+        <w:lastRenderedPageBreak/>
+        <w:drawing>
+          <wp:inline distT="0" distB="0" distL="0" distR="0" wp14:anchorId="700905A0" wp14:editId="2529C389">
+            <wp:extent cx="3711262" cy="2644369"/>
+            <wp:effectExtent l="0" t="0" r="3810" b="3810"/>
+            <wp:docPr id="216495398" name="Picture 1"/>
+            <wp:cNvGraphicFramePr>
+              <a:graphicFrameLocks xmlns:a="http://schemas.openxmlformats.org/drawingml/2006/main" noChangeAspect="1"/>
+            </wp:cNvGraphicFramePr>
+            <a:graphic xmlns:a="http://schemas.openxmlformats.org/drawingml/2006/main">
+              <a:graphicData uri="http://schemas.openxmlformats.org/drawingml/2006/picture">
+                <pic:pic xmlns:pic="http://schemas.openxmlformats.org/drawingml/2006/picture">
+                  <pic:nvPicPr>
+                    <pic:cNvPr id="216495398" name=""/>
+                    <pic:cNvPicPr/>
+                  </pic:nvPicPr>
+                  <pic:blipFill>
+                    <a:blip r:embed="rId6"/>
+                    <a:stretch>
+                      <a:fillRect/>
+                    </a:stretch>
+                  </pic:blipFill>
+                  <pic:spPr>
+                    <a:xfrm>
+                      <a:off x="0" y="0"/>
+                      <a:ext cx="3711262" cy="2644369"/>
+                    </a:xfrm>
+                    <a:prstGeom prst="rect">
+                      <a:avLst/>
+                    </a:prstGeom>
+                  </pic:spPr>
+                </pic:pic>
+              </a:graphicData>
+            </a:graphic>
+          </wp:inline>
+        </w:drawing>
+      </w:r>
+    </w:p>
+    <w:p/>
+    <w:p>
+      <w:pPr>
+        <w:rPr>
+          <w:rFonts w:eastAsiaTheme="minorEastAsia"/>
+          <w:iCs/>
+        </w:rPr>
+      </w:pPr>
+      <w:r>
+        <w:rPr>
+          <w:rFonts w:eastAsiaTheme="minorEastAsia"/>
+          <w:iCs/>
+        </w:rPr>
+        <w:t>We can see that the input string returns an error</w:t>
+      </w:r>
+      <w:r>
+        <w:rPr>
+          <w:rFonts w:eastAsiaTheme="minorEastAsia"/>
+          <w:iCs/>
+        </w:rPr>
+        <w:t xml:space="preserve"> when the syntax of the input string does not match with the syntax of </w:t>
+      </w:r>
+      <w:r>
+        <w:rPr>
+          <w:rFonts w:eastAsiaTheme="minorEastAsia"/>
+          <w:iCs/>
+        </w:rPr>
+        <w:t xml:space="preserve">any </w:t>
+      </w:r>
+      <w:r>
+        <w:rPr>
+          <w:rFonts w:eastAsiaTheme="minorEastAsia"/>
+          <w:iCs/>
+        </w:rPr>
+        <w:t>rules</w:t>
+      </w:r>
+      <w:r>
+        <w:rPr>
+          <w:rFonts w:eastAsiaTheme="minorEastAsia"/>
+          <w:iCs/>
+        </w:rPr>
+        <w:t xml:space="preserve"> which are defined</w:t>
+      </w:r>
+      <w:r>
+        <w:rPr>
+          <w:rFonts w:eastAsiaTheme="minorEastAsia"/>
+          <w:iCs/>
+        </w:rPr>
+        <w:t>.</w:t>
+      </w:r>
+    </w:p>
+    <w:p>
+      <w:pPr>
+        <w:rPr>
+          <w:rFonts w:eastAsiaTheme="minorEastAsia"/>
+          <w:iCs/>
+        </w:rPr>
+      </w:pPr>
+    </w:p>
+    <w:p>
+      <w:pPr>
+        <w:rPr>
+          <w:rFonts w:eastAsiaTheme="minorEastAsia"/>
+          <w:iCs/>
+        </w:rPr>
+      </w:pPr>
+      <w:r>
+        <w:rPr>
+          <w:rFonts w:eastAsiaTheme="minorEastAsia"/>
+          <w:iCs/>
+        </w:rPr>
+        <w:t>Translation</w:t>
+      </w:r>
+    </w:p>
+    <w:p>
+      <w:pPr>
+        <w:rPr>
+          <w:rFonts w:eastAsiaTheme="minorEastAsia"/>
+          <w:iCs/>
+        </w:rPr>
+      </w:pPr>
+    </w:p>
+    <w:p>
+      <w:pPr>
+        <w:rPr>
+          <w:rFonts w:eastAsiaTheme="minorEastAsia"/>
+          <w:iCs/>
+        </w:rPr>
+      </w:pPr>
+      <w:r>
+        <w:rPr>
+          <w:rFonts w:eastAsiaTheme="minorEastAsia"/>
+          <w:iCs/>
+        </w:rPr>
+        <w:t>The prefix notation of the input string is obtained by simply returning the prefix format produced by simply structuring the string as so at every rule defined. This enables us to perform evaluation and translation at every rule at the same time</w:t>
+      </w:r>
+      <w:r>
+        <w:rPr>
+          <w:rFonts w:eastAsiaTheme="minorEastAsia"/>
+          <w:iCs/>
+        </w:rPr>
+        <w:t xml:space="preserve"> without having to create different parsing rules</w:t>
+      </w:r>
+      <w:r>
+        <w:rPr>
+          <w:rFonts w:eastAsiaTheme="minorEastAsia"/>
+          <w:iCs/>
+        </w:rPr>
+        <w:t xml:space="preserve"> as follows:</w:t>
+      </w:r>
+    </w:p>
+    <w:p>
+      <w:pPr>
+        <w:rPr>
+          <w:rFonts w:eastAsiaTheme="minorEastAsia"/>
+          <w:iCs/>
+        </w:rPr>
+      </w:pPr>
+      <w:r>
+        <w:rPr>
+          <w:rFonts w:eastAsiaTheme="minorEastAsia"/>
+          <w:iCs/>
+          <w:noProof/>
+        </w:rPr>
+        <w:lastRenderedPageBreak/>
+        <w:drawing>
+          <wp:inline distT="0" distB="0" distL="0" distR="0" wp14:anchorId="4D24153E" wp14:editId="494433D1">
+            <wp:extent cx="5943600" cy="4032885"/>
+            <wp:effectExtent l="0" t="0" r="0" b="5715"/>
+            <wp:docPr id="1438758275" name="Picture 1"/>
+            <wp:cNvGraphicFramePr>
+              <a:graphicFrameLocks xmlns:a="http://schemas.openxmlformats.org/drawingml/2006/main" noChangeAspect="1"/>
+            </wp:cNvGraphicFramePr>
+            <a:graphic xmlns:a="http://schemas.openxmlformats.org/drawingml/2006/main">
+              <a:graphicData uri="http://schemas.openxmlformats.org/drawingml/2006/picture">
+                <pic:pic xmlns:pic="http://schemas.openxmlformats.org/drawingml/2006/picture">
+                  <pic:nvPicPr>
+                    <pic:cNvPr id="1438758275" name=""/>
+                    <pic:cNvPicPr/>
+                  </pic:nvPicPr>
+                  <pic:blipFill>
+                    <a:blip r:embed="rId7"/>
+                    <a:stretch>
+                      <a:fillRect/>
+                    </a:stretch>
+                  </pic:blipFill>
+                  <pic:spPr>
+                    <a:xfrm>
+                      <a:off x="0" y="0"/>
+                      <a:ext cx="5943600" cy="4032885"/>
+                    </a:xfrm>
+                    <a:prstGeom prst="rect">
+                      <a:avLst/>
+                    </a:prstGeom>
+                  </pic:spPr>
+                </pic:pic>
+              </a:graphicData>
+            </a:graphic>
+          </wp:inline>
+        </w:drawing>
+      </w:r>
+    </w:p>
+    <w:p>
+      <w:pPr>
+        <w:rPr>
+          <w:rFonts w:eastAsiaTheme="minorEastAsia"/>
+          <w:iCs/>
+        </w:rPr>
+      </w:pPr>
+    </w:p>
+    <w:p>
+      <w:pPr>
+        <w:rPr>
+          <w:rFonts w:eastAsiaTheme="minorEastAsia"/>
+          <w:iCs/>
+        </w:rPr>
+      </w:pPr>
+      <w:r>
+        <w:rPr>
+          <w:rFonts w:eastAsiaTheme="minorEastAsia"/>
+          <w:iCs/>
+        </w:rPr>
+        <w:t>Result:</w:t>
+      </w:r>
+    </w:p>
+    <w:p>
+      <w:pPr>
+        <w:rPr>
+          <w:rFonts w:eastAsiaTheme="minorEastAsia"/>
+          <w:iCs/>
+        </w:rPr>
+      </w:pPr>
+      <w:r>
+        <w:rPr>
+          <w:rFonts w:eastAsiaTheme="minorEastAsia"/>
+          <w:iCs/>
+          <w:noProof/>
+        </w:rPr>
+        <w:drawing>
+          <wp:inline distT="0" distB="0" distL="0" distR="0" wp14:anchorId="26E3AADA" wp14:editId="071E411E">
+            <wp:extent cx="3635055" cy="2575783"/>
+            <wp:effectExtent l="0" t="0" r="3810" b="0"/>
+            <wp:docPr id="3987706" name="Picture 1"/>
+            <wp:cNvGraphicFramePr>
+              <a:graphicFrameLocks xmlns:a="http://schemas.openxmlformats.org/drawingml/2006/main" noChangeAspect="1"/>
+            </wp:cNvGraphicFramePr>
+            <a:graphic xmlns:a="http://schemas.openxmlformats.org/drawingml/2006/main">
+              <a:graphicData uri="http://schemas.openxmlformats.org/drawingml/2006/picture">
+                <pic:pic xmlns:pic="http://schemas.openxmlformats.org/drawingml/2006/picture">
+                  <pic:nvPicPr>
+                    <pic:cNvPr id="3987706" name=""/>
+                    <pic:cNvPicPr/>
+                  </pic:nvPicPr>
+                  <pic:blipFill>
+                    <a:blip r:embed="rId8"/>
+                    <a:stretch>
+                      <a:fillRect/>
+                    </a:stretch>
+                  </pic:blipFill>
+                  <pic:spPr>
+                    <a:xfrm>
+                      <a:off x="0" y="0"/>
+                      <a:ext cx="3635055" cy="2575783"/>
+                    </a:xfrm>
+                    <a:prstGeom prst="rect">
+                      <a:avLst/>
+                    </a:prstGeom>
+                  </pic:spPr>
+                </pic:pic>
+              </a:graphicData>
+            </a:graphic>
+          </wp:inline>
+        </w:drawing>
       </w:r>
     </w:p>
     <w:sectPr>
